--- a/Analog-Signal-Components/PAX/PAM-2025/PAM-modules/detector-module/detector-module-v2/Jan26_production/Test reports/module087_report.docx
+++ b/Analog-Signal-Components/PAX/PAM-2025/PAM-modules/detector-module/detector-module-v2/Jan26_production/Test reports/module087_report.docx
@@ -114,10 +114,20 @@
     </w:p>
     <w:p>
       <w:r>
-        <w:t>Impedance mismatch. Needs rework!</w:t>
+        <w:t xml:space="preserve">Impedance mismatch. </w:t>
+      </w:r>
+      <w:r>
+        <w:t xml:space="preserve">S11 measurement looks like impedance issue (relatively flat, sloping from 0dB to -5dB with no significant features, looks </w:t>
+      </w:r>
+      <w:proofErr w:type="gramStart"/>
+      <w:r>
+        <w:t>similar to</w:t>
+      </w:r>
+      <w:proofErr w:type="gramEnd"/>
+      <w:r>
+        <w:t xml:space="preserve"> S11 measurement of noise with no device under test).</w:t>
       </w:r>
     </w:p>
-    <w:p/>
     <w:p>
       <w:pPr>
         <w:tabs>
@@ -203,13 +213,6 @@
       <w:r>
         <w:t>. A power supply provided the +5 V supply voltage for the detector module.</w:t>
       </w:r>
-    </w:p>
-    <w:p>
-      <w:pPr>
-        <w:tabs>
-          <w:tab w:val="left" w:pos="4860"/>
-        </w:tabs>
-      </w:pPr>
     </w:p>
     <w:p>
       <w:pPr>
@@ -328,6 +331,50 @@
         <w:rPr>
           <w:b/>
           <w:bCs/>
+          <w:noProof/>
+          <w:sz w:val="28"/>
+          <w:szCs w:val="28"/>
+        </w:rPr>
+        <w:drawing>
+          <wp:inline distT="0" distB="0" distL="0" distR="0" wp14:anchorId="38ABF315" wp14:editId="1A11B7FE">
+            <wp:extent cx="5972810" cy="4778375"/>
+            <wp:effectExtent l="0" t="0" r="0" b="0"/>
+            <wp:docPr id="1828545413" name="Picture 1"/>
+            <wp:cNvGraphicFramePr>
+              <a:graphicFrameLocks xmlns:a="http://schemas.openxmlformats.org/drawingml/2006/main" noChangeAspect="1"/>
+            </wp:cNvGraphicFramePr>
+            <a:graphic xmlns:a="http://schemas.openxmlformats.org/drawingml/2006/main">
+              <a:graphicData uri="http://schemas.openxmlformats.org/drawingml/2006/picture">
+                <pic:pic xmlns:pic="http://schemas.openxmlformats.org/drawingml/2006/picture">
+                  <pic:nvPicPr>
+                    <pic:cNvPr id="1828545413" name="Picture 1828545413"/>
+                    <pic:cNvPicPr/>
+                  </pic:nvPicPr>
+                  <pic:blipFill>
+                    <a:blip r:embed="rId6"/>
+                    <a:stretch>
+                      <a:fillRect/>
+                    </a:stretch>
+                  </pic:blipFill>
+                  <pic:spPr>
+                    <a:xfrm>
+                      <a:off x="0" y="0"/>
+                      <a:ext cx="5972810" cy="4778375"/>
+                    </a:xfrm>
+                    <a:prstGeom prst="rect">
+                      <a:avLst/>
+                    </a:prstGeom>
+                  </pic:spPr>
+                </pic:pic>
+              </a:graphicData>
+            </a:graphic>
+          </wp:inline>
+        </w:drawing>
+      </w:r>
+      <w:r>
+        <w:rPr>
+          <w:b/>
+          <w:bCs/>
           <w:sz w:val="28"/>
           <w:szCs w:val="28"/>
         </w:rPr>
@@ -374,7 +421,7 @@
                     <pic:cNvPicPr/>
                   </pic:nvPicPr>
                   <pic:blipFill>
-                    <a:blip r:embed="rId6" cstate="print">
+                    <a:blip r:embed="rId7" cstate="print">
                       <a:extLst>
                         <a:ext uri="{28A0092B-C50C-407E-A947-70E740481C1C}">
                           <a14:useLocalDpi xmlns:a14="http://schemas.microsoft.com/office/drawing/2010/main" val="0"/>
@@ -568,7 +615,7 @@
           <w:noProof/>
         </w:rPr>
         <w:drawing>
-          <wp:anchor distT="0" distB="0" distL="114300" distR="114300" simplePos="0" relativeHeight="251664384" behindDoc="0" locked="0" layoutInCell="1" allowOverlap="1" wp14:anchorId="6F775B1C" wp14:editId="3B006B70">
+          <wp:anchor distT="0" distB="0" distL="114300" distR="114300" simplePos="0" relativeHeight="251664384" behindDoc="0" locked="0" layoutInCell="1" allowOverlap="1" wp14:anchorId="6F775B1C" wp14:editId="0BCAA142">
             <wp:simplePos x="0" y="0"/>
             <wp:positionH relativeFrom="column">
               <wp:posOffset>4008491</wp:posOffset>
@@ -591,7 +638,7 @@
                     <pic:cNvPicPr/>
                   </pic:nvPicPr>
                   <pic:blipFill>
-                    <a:blip r:embed="rId7" cstate="print">
+                    <a:blip r:embed="rId8" cstate="print">
                       <a:extLst>
                         <a:ext uri="{28A0092B-C50C-407E-A947-70E740481C1C}">
                           <a14:useLocalDpi xmlns:a14="http://schemas.microsoft.com/office/drawing/2010/main" val="0"/>
@@ -1055,7 +1102,7 @@
           <w:szCs w:val="28"/>
         </w:rPr>
         <w:drawing>
-          <wp:anchor distT="0" distB="0" distL="114300" distR="114300" simplePos="0" relativeHeight="251666432" behindDoc="1" locked="0" layoutInCell="1" allowOverlap="1" wp14:anchorId="7B5D8638" wp14:editId="6123F1CF">
+          <wp:anchor distT="0" distB="0" distL="114300" distR="114300" simplePos="0" relativeHeight="251666432" behindDoc="1" locked="0" layoutInCell="1" allowOverlap="1" wp14:anchorId="7B5D8638" wp14:editId="7E61DF90">
             <wp:simplePos x="0" y="0"/>
             <wp:positionH relativeFrom="column">
               <wp:posOffset>4004310</wp:posOffset>
@@ -1078,7 +1125,7 @@
                     <pic:cNvPicPr/>
                   </pic:nvPicPr>
                   <pic:blipFill>
-                    <a:blip r:embed="rId8" cstate="print">
+                    <a:blip r:embed="rId9" cstate="print">
                       <a:extLst>
                         <a:ext uri="{28A0092B-C50C-407E-A947-70E740481C1C}">
                           <a14:useLocalDpi xmlns:a14="http://schemas.microsoft.com/office/drawing/2010/main" val="0"/>

--- a/Analog-Signal-Components/PAX/PAM-2025/PAM-modules/detector-module/detector-module-v2/Jan26_production/Test reports/module087_report.docx
+++ b/Analog-Signal-Components/PAX/PAM-2025/PAM-modules/detector-module/detector-module-v2/Jan26_production/Test reports/module087_report.docx
@@ -114,18 +114,13 @@
     </w:p>
     <w:p>
       <w:r>
-        <w:t xml:space="preserve">Impedance mismatch. </w:t>
-      </w:r>
-      <w:r>
-        <w:t xml:space="preserve">S11 measurement looks like impedance issue (relatively flat, sloping from 0dB to -5dB with no significant features, looks </w:t>
-      </w:r>
-      <w:proofErr w:type="gramStart"/>
-      <w:r>
-        <w:t>similar to</w:t>
-      </w:r>
-      <w:proofErr w:type="gramEnd"/>
-      <w:r>
-        <w:t xml:space="preserve"> S11 measurement of noise with no device under test).</w:t>
+        <w:t>First build failed due to i</w:t>
+      </w:r>
+      <w:r>
+        <w:t>mpedance mismatch</w:t>
+      </w:r>
+      <w:r>
+        <w:t>. Successful after rework.</w:t>
       </w:r>
     </w:p>
     <w:p>
@@ -221,18 +216,80 @@
         </w:tabs>
       </w:pPr>
       <w:r>
-        <w:t>First build P-V curves</w:t>
+        <w:t>Reworked module P-V curves</w:t>
       </w:r>
     </w:p>
     <w:p>
       <w:pPr>
+        <w:tabs>
+          <w:tab w:val="left" w:pos="4860"/>
+        </w:tabs>
+      </w:pPr>
+      <w:r>
         <w:rPr>
-          <w:b/>
-          <w:bCs/>
-          <w:sz w:val="28"/>
-          <w:szCs w:val="28"/>
+          <w:noProof/>
         </w:rPr>
-      </w:pPr>
+        <w:drawing>
+          <wp:inline distT="0" distB="0" distL="0" distR="0" wp14:anchorId="1264E0A4" wp14:editId="30265AD2">
+            <wp:extent cx="5972810" cy="4778375"/>
+            <wp:effectExtent l="0" t="0" r="0" b="0"/>
+            <wp:docPr id="398199400" name="Picture 1"/>
+            <wp:cNvGraphicFramePr>
+              <a:graphicFrameLocks xmlns:a="http://schemas.openxmlformats.org/drawingml/2006/main" noChangeAspect="1"/>
+            </wp:cNvGraphicFramePr>
+            <a:graphic xmlns:a="http://schemas.openxmlformats.org/drawingml/2006/main">
+              <a:graphicData uri="http://schemas.openxmlformats.org/drawingml/2006/picture">
+                <pic:pic xmlns:pic="http://schemas.openxmlformats.org/drawingml/2006/picture">
+                  <pic:nvPicPr>
+                    <pic:cNvPr id="398199400" name="Picture 398199400"/>
+                    <pic:cNvPicPr/>
+                  </pic:nvPicPr>
+                  <pic:blipFill>
+                    <a:blip r:embed="rId5"/>
+                    <a:stretch>
+                      <a:fillRect/>
+                    </a:stretch>
+                  </pic:blipFill>
+                  <pic:spPr>
+                    <a:xfrm>
+                      <a:off x="0" y="0"/>
+                      <a:ext cx="5972810" cy="4778375"/>
+                    </a:xfrm>
+                    <a:prstGeom prst="rect">
+                      <a:avLst/>
+                    </a:prstGeom>
+                  </pic:spPr>
+                </pic:pic>
+              </a:graphicData>
+            </a:graphic>
+          </wp:inline>
+        </w:drawing>
+      </w:r>
+    </w:p>
+    <w:p>
+      <w:pPr>
+        <w:tabs>
+          <w:tab w:val="left" w:pos="4860"/>
+        </w:tabs>
+      </w:pPr>
+    </w:p>
+    <w:p>
+      <w:pPr>
+        <w:tabs>
+          <w:tab w:val="left" w:pos="4860"/>
+        </w:tabs>
+      </w:pPr>
+    </w:p>
+    <w:p>
+      <w:pPr>
+        <w:tabs>
+          <w:tab w:val="left" w:pos="4860"/>
+        </w:tabs>
+      </w:pPr>
+      <w:r>
+        <w:lastRenderedPageBreak/>
+        <w:t>First build P-V curves</w:t>
+      </w:r>
       <w:r>
         <w:rPr>
           <w:b/>
@@ -257,100 +314,6 @@
                     <pic:cNvPicPr/>
                   </pic:nvPicPr>
                   <pic:blipFill>
-                    <a:blip r:embed="rId5"/>
-                    <a:stretch>
-                      <a:fillRect/>
-                    </a:stretch>
-                  </pic:blipFill>
-                  <pic:spPr>
-                    <a:xfrm>
-                      <a:off x="0" y="0"/>
-                      <a:ext cx="5972810" cy="4778375"/>
-                    </a:xfrm>
-                    <a:prstGeom prst="rect">
-                      <a:avLst/>
-                    </a:prstGeom>
-                  </pic:spPr>
-                </pic:pic>
-              </a:graphicData>
-            </a:graphic>
-          </wp:inline>
-        </w:drawing>
-      </w:r>
-      <w:r>
-        <w:rPr>
-          <w:b/>
-          <w:bCs/>
-          <w:sz w:val="28"/>
-          <w:szCs w:val="28"/>
-        </w:rPr>
-        <w:br w:type="page"/>
-      </w:r>
-      <w:r>
-        <w:rPr>
-          <w:b/>
-          <w:bCs/>
-          <w:sz w:val="28"/>
-          <w:szCs w:val="28"/>
-        </w:rPr>
-        <w:lastRenderedPageBreak/>
-        <w:t>S-parameter</w:t>
-      </w:r>
-    </w:p>
-    <w:p>
-      <w:pPr>
-        <w:tabs>
-          <w:tab w:val="left" w:pos="4860"/>
-        </w:tabs>
-      </w:pPr>
-      <w:bookmarkStart w:id="0" w:name="_Hlk194052596"/>
-      <w:r>
-        <w:t>S-parameter measurement with the VNA</w:t>
-      </w:r>
-      <w:r>
-        <w:t xml:space="preserve"> (N5230C)</w:t>
-      </w:r>
-      <w:bookmarkEnd w:id="0"/>
-      <w:r>
-        <w:t>.</w:t>
-      </w:r>
-    </w:p>
-    <w:p>
-      <w:pPr>
-        <w:tabs>
-          <w:tab w:val="left" w:pos="4860"/>
-        </w:tabs>
-        <w:rPr>
-          <w:b/>
-          <w:bCs/>
-          <w:sz w:val="28"/>
-          <w:szCs w:val="28"/>
-        </w:rPr>
-      </w:pPr>
-      <w:r>
-        <w:rPr>
-          <w:b/>
-          <w:bCs/>
-          <w:noProof/>
-          <w:sz w:val="28"/>
-          <w:szCs w:val="28"/>
-        </w:rPr>
-        <w:drawing>
-          <wp:inline distT="0" distB="0" distL="0" distR="0" wp14:anchorId="38ABF315" wp14:editId="1A11B7FE">
-            <wp:extent cx="5972810" cy="4778375"/>
-            <wp:effectExtent l="0" t="0" r="0" b="0"/>
-            <wp:docPr id="1828545413" name="Picture 1"/>
-            <wp:cNvGraphicFramePr>
-              <a:graphicFrameLocks xmlns:a="http://schemas.openxmlformats.org/drawingml/2006/main" noChangeAspect="1"/>
-            </wp:cNvGraphicFramePr>
-            <a:graphic xmlns:a="http://schemas.openxmlformats.org/drawingml/2006/main">
-              <a:graphicData uri="http://schemas.openxmlformats.org/drawingml/2006/picture">
-                <pic:pic xmlns:pic="http://schemas.openxmlformats.org/drawingml/2006/picture">
-                  <pic:nvPicPr>
-                    <pic:cNvPr id="1828545413" name="Picture 1828545413"/>
-                    <pic:cNvPicPr/>
-                  </pic:nvPicPr>
-                  <pic:blipFill>
                     <a:blip r:embed="rId6"/>
                     <a:stretch>
                       <a:fillRect/>
@@ -378,12 +341,17 @@
           <w:sz w:val="28"/>
           <w:szCs w:val="28"/>
         </w:rPr>
-        <w:br/>
-      </w:r>
-    </w:p>
-    <w:p>
-      <w:r>
         <w:br w:type="page"/>
+      </w:r>
+      <w:r>
+        <w:rPr>
+          <w:b/>
+          <w:bCs/>
+          <w:sz w:val="28"/>
+          <w:szCs w:val="28"/>
+        </w:rPr>
+        <w:lastRenderedPageBreak/>
+        <w:t>S-parameter</w:t>
       </w:r>
     </w:p>
     <w:p>
@@ -392,6 +360,135 @@
           <w:tab w:val="left" w:pos="4860"/>
         </w:tabs>
       </w:pPr>
+      <w:bookmarkStart w:id="0" w:name="_Hlk194052596"/>
+      <w:r>
+        <w:t>S-parameter measurement with the VNA</w:t>
+      </w:r>
+      <w:r>
+        <w:t xml:space="preserve"> (N5230C)</w:t>
+      </w:r>
+      <w:bookmarkEnd w:id="0"/>
+      <w:r>
+        <w:t>.</w:t>
+      </w:r>
+    </w:p>
+    <w:p>
+      <w:pPr>
+        <w:tabs>
+          <w:tab w:val="left" w:pos="4860"/>
+        </w:tabs>
+      </w:pPr>
+      <w:r>
+        <w:t>Reworked module S-parameters</w:t>
+      </w:r>
+      <w:r>
+        <w:rPr>
+          <w:noProof/>
+        </w:rPr>
+        <w:drawing>
+          <wp:inline distT="0" distB="0" distL="0" distR="0" wp14:anchorId="508CA852" wp14:editId="74475ECC">
+            <wp:extent cx="4456253" cy="3565097"/>
+            <wp:effectExtent l="0" t="0" r="1905" b="3810"/>
+            <wp:docPr id="1523496968" name="Picture 1"/>
+            <wp:cNvGraphicFramePr>
+              <a:graphicFrameLocks xmlns:a="http://schemas.openxmlformats.org/drawingml/2006/main" noChangeAspect="1"/>
+            </wp:cNvGraphicFramePr>
+            <a:graphic xmlns:a="http://schemas.openxmlformats.org/drawingml/2006/main">
+              <a:graphicData uri="http://schemas.openxmlformats.org/drawingml/2006/picture">
+                <pic:pic xmlns:pic="http://schemas.openxmlformats.org/drawingml/2006/picture">
+                  <pic:nvPicPr>
+                    <pic:cNvPr id="1523496968" name="Picture 1523496968"/>
+                    <pic:cNvPicPr/>
+                  </pic:nvPicPr>
+                  <pic:blipFill>
+                    <a:blip r:embed="rId7"/>
+                    <a:stretch>
+                      <a:fillRect/>
+                    </a:stretch>
+                  </pic:blipFill>
+                  <pic:spPr>
+                    <a:xfrm>
+                      <a:off x="0" y="0"/>
+                      <a:ext cx="4471995" cy="3577691"/>
+                    </a:xfrm>
+                    <a:prstGeom prst="rect">
+                      <a:avLst/>
+                    </a:prstGeom>
+                  </pic:spPr>
+                </pic:pic>
+              </a:graphicData>
+            </a:graphic>
+          </wp:inline>
+        </w:drawing>
+      </w:r>
+    </w:p>
+    <w:p>
+      <w:pPr>
+        <w:tabs>
+          <w:tab w:val="left" w:pos="4860"/>
+        </w:tabs>
+      </w:pPr>
+      <w:r>
+        <w:t>First build S-parameters</w:t>
+      </w:r>
+      <w:r>
+        <w:rPr>
+          <w:b/>
+          <w:bCs/>
+          <w:noProof/>
+          <w:sz w:val="28"/>
+          <w:szCs w:val="28"/>
+        </w:rPr>
+        <w:drawing>
+          <wp:inline distT="0" distB="0" distL="0" distR="0" wp14:anchorId="38ABF315" wp14:editId="5170A04C">
+            <wp:extent cx="4470602" cy="3576577"/>
+            <wp:effectExtent l="0" t="0" r="0" b="5080"/>
+            <wp:docPr id="1828545413" name="Picture 1"/>
+            <wp:cNvGraphicFramePr>
+              <a:graphicFrameLocks xmlns:a="http://schemas.openxmlformats.org/drawingml/2006/main" noChangeAspect="1"/>
+            </wp:cNvGraphicFramePr>
+            <a:graphic xmlns:a="http://schemas.openxmlformats.org/drawingml/2006/main">
+              <a:graphicData uri="http://schemas.openxmlformats.org/drawingml/2006/picture">
+                <pic:pic xmlns:pic="http://schemas.openxmlformats.org/drawingml/2006/picture">
+                  <pic:nvPicPr>
+                    <pic:cNvPr id="1828545413" name="Picture 1828545413"/>
+                    <pic:cNvPicPr/>
+                  </pic:nvPicPr>
+                  <pic:blipFill>
+                    <a:blip r:embed="rId8"/>
+                    <a:stretch>
+                      <a:fillRect/>
+                    </a:stretch>
+                  </pic:blipFill>
+                  <pic:spPr>
+                    <a:xfrm>
+                      <a:off x="0" y="0"/>
+                      <a:ext cx="4515120" cy="3612193"/>
+                    </a:xfrm>
+                    <a:prstGeom prst="rect">
+                      <a:avLst/>
+                    </a:prstGeom>
+                  </pic:spPr>
+                </pic:pic>
+              </a:graphicData>
+            </a:graphic>
+          </wp:inline>
+        </w:drawing>
+      </w:r>
+      <w:r>
+        <w:rPr>
+          <w:b/>
+          <w:bCs/>
+          <w:sz w:val="28"/>
+          <w:szCs w:val="28"/>
+        </w:rPr>
+        <w:br/>
+      </w:r>
+    </w:p>
+    <w:p>
+      <w:r>
+        <w:br w:type="page"/>
+      </w:r>
       <w:r>
         <w:rPr>
           <w:noProof/>
@@ -421,7 +518,7 @@
                     <pic:cNvPicPr/>
                   </pic:nvPicPr>
                   <pic:blipFill>
-                    <a:blip r:embed="rId7" cstate="print">
+                    <a:blip r:embed="rId9" cstate="print">
                       <a:extLst>
                         <a:ext uri="{28A0092B-C50C-407E-A947-70E740481C1C}">
                           <a14:useLocalDpi xmlns:a14="http://schemas.microsoft.com/office/drawing/2010/main" val="0"/>
@@ -615,7 +712,7 @@
           <w:noProof/>
         </w:rPr>
         <w:drawing>
-          <wp:anchor distT="0" distB="0" distL="114300" distR="114300" simplePos="0" relativeHeight="251664384" behindDoc="0" locked="0" layoutInCell="1" allowOverlap="1" wp14:anchorId="6F775B1C" wp14:editId="0BCAA142">
+          <wp:anchor distT="0" distB="0" distL="114300" distR="114300" simplePos="0" relativeHeight="251664384" behindDoc="0" locked="0" layoutInCell="1" allowOverlap="1" wp14:anchorId="6F775B1C" wp14:editId="01934093">
             <wp:simplePos x="0" y="0"/>
             <wp:positionH relativeFrom="column">
               <wp:posOffset>4008491</wp:posOffset>
@@ -638,7 +735,7 @@
                     <pic:cNvPicPr/>
                   </pic:nvPicPr>
                   <pic:blipFill>
-                    <a:blip r:embed="rId8" cstate="print">
+                    <a:blip r:embed="rId10" cstate="print">
                       <a:extLst>
                         <a:ext uri="{28A0092B-C50C-407E-A947-70E740481C1C}">
                           <a14:useLocalDpi xmlns:a14="http://schemas.microsoft.com/office/drawing/2010/main" val="0"/>
@@ -1102,7 +1199,7 @@
           <w:szCs w:val="28"/>
         </w:rPr>
         <w:drawing>
-          <wp:anchor distT="0" distB="0" distL="114300" distR="114300" simplePos="0" relativeHeight="251666432" behindDoc="1" locked="0" layoutInCell="1" allowOverlap="1" wp14:anchorId="7B5D8638" wp14:editId="7E61DF90">
+          <wp:anchor distT="0" distB="0" distL="114300" distR="114300" simplePos="0" relativeHeight="251666432" behindDoc="1" locked="0" layoutInCell="1" allowOverlap="1" wp14:anchorId="7B5D8638" wp14:editId="0290A193">
             <wp:simplePos x="0" y="0"/>
             <wp:positionH relativeFrom="column">
               <wp:posOffset>4004310</wp:posOffset>
@@ -1125,7 +1222,7 @@
                     <pic:cNvPicPr/>
                   </pic:nvPicPr>
                   <pic:blipFill>
-                    <a:blip r:embed="rId9" cstate="print">
+                    <a:blip r:embed="rId11" cstate="print">
                       <a:extLst>
                         <a:ext uri="{28A0092B-C50C-407E-A947-70E740481C1C}">
                           <a14:useLocalDpi xmlns:a14="http://schemas.microsoft.com/office/drawing/2010/main" val="0"/>
